--- a/memo-02-european-equities.docx
+++ b/memo-02-european-equities.docx
@@ -5,17 +5,23 @@
     <w:p>
       <w:pPr>
         <w:shd w:fill="0D1B2A" w:val="clear"/>
-        <w:spacing w:before="0" w:after="0"/>
+        <w:spacing w:before="0" w:after="0" w:line="360" w:lineRule="auto"/>
         <w:ind w:left="110" w:right="110"/>
+        <w:jc w:val="both"/>
+        <w:rPr>
+          <w:rFonts w:ascii="Times New Roman" w:hAnsi="Times New Roman" w:cs="Times New Roman"/>
+          <w:sz w:val="22"/>
+          <w:szCs w:val="22"/>
+        </w:rPr>
       </w:pPr>
       <w:r>
         <w:rPr>
-          <w:rFonts w:ascii="Arial" w:cs="Arial" w:eastAsia="Arial" w:hAnsi="Arial"/>
+          <w:rFonts w:ascii="Times New Roman" w:cs="Times New Roman" w:eastAsia="Arial" w:hAnsi="Times New Roman"/>
           <w:b/>
           <w:bCs/>
           <w:color w:val="FFFFFF"/>
-          <w:sz w:val="25"/>
-          <w:szCs w:val="25"/>
+          <w:sz w:val="22"/>
+          <w:szCs w:val="22"/>
         </w:rPr>
         <w:t xml:space="preserve">European Equities: Structural Discount or Opportunity Before Capital Rotation?</w:t>
       </w:r>
@@ -26,48 +32,60 @@
         <w:tabs>
           <w:tab w:val="right" w:pos="10724"/>
         </w:tabs>
-        <w:spacing w:before="0" w:after="0"/>
+        <w:spacing w:before="0" w:after="0" w:line="360" w:lineRule="auto"/>
         <w:ind w:left="110" w:right="110"/>
+        <w:jc w:val="both"/>
+        <w:rPr>
+          <w:rFonts w:ascii="Times New Roman" w:hAnsi="Times New Roman" w:cs="Times New Roman"/>
+          <w:sz w:val="22"/>
+          <w:szCs w:val="22"/>
+        </w:rPr>
       </w:pPr>
       <w:r>
         <w:rPr>
-          <w:rFonts w:ascii="Arial" w:cs="Arial" w:eastAsia="Arial" w:hAnsi="Arial"/>
+          <w:rFonts w:ascii="Times New Roman" w:cs="Times New Roman" w:eastAsia="Arial" w:hAnsi="Times New Roman"/>
           <w:color w:val="FFFFFF"/>
-          <w:sz w:val="15"/>
-          <w:szCs w:val="15"/>
+          <w:sz w:val="22"/>
+          <w:szCs w:val="22"/>
         </w:rPr>
         <w:t xml:space="preserve">Zak Whatmough  ·  Sector: European Equities / Global Allocation  ·  March 2026</w:t>
       </w:r>
       <w:r>
         <w:rPr>
-          <w:rFonts w:ascii="Arial" w:cs="Arial" w:eastAsia="Arial" w:hAnsi="Arial"/>
-          <w:sz w:val="15"/>
-          <w:szCs w:val="15"/>
+          <w:rFonts w:ascii="Times New Roman" w:cs="Times New Roman" w:eastAsia="Arial" w:hAnsi="Times New Roman"/>
+          <w:sz w:val="22"/>
+          <w:szCs w:val="22"/>
         </w:rPr>
         <w:t xml:space="preserve">	</w:t>
       </w:r>
       <w:r>
         <w:rPr>
-          <w:rFonts w:ascii="Arial" w:cs="Arial" w:eastAsia="Arial" w:hAnsi="Arial"/>
+          <w:rFonts w:ascii="Times New Roman" w:cs="Times New Roman" w:eastAsia="Arial" w:hAnsi="Times New Roman"/>
           <w:b/>
           <w:bCs/>
           <w:color w:val="F9E79F"/>
-          <w:sz w:val="15"/>
-          <w:szCs w:val="15"/>
+          <w:sz w:val="22"/>
+          <w:szCs w:val="22"/>
         </w:rPr>
         <w:t xml:space="preserve">RE-RATING CATALYST BUILDING</w:t>
       </w:r>
     </w:p>
     <w:p>
       <w:pPr>
-        <w:spacing w:before="60" w:after="60"/>
+        <w:spacing w:before="60" w:after="60" w:line="360" w:lineRule="auto"/>
+        <w:jc w:val="both"/>
+        <w:rPr>
+          <w:rFonts w:ascii="Times New Roman" w:hAnsi="Times New Roman" w:cs="Times New Roman"/>
+          <w:sz w:val="22"/>
+          <w:szCs w:val="22"/>
+        </w:rPr>
       </w:pPr>
       <w:r>
         <w:rPr>
-          <w:rFonts w:ascii="Arial" w:cs="Arial" w:eastAsia="Arial" w:hAnsi="Arial"/>
+          <w:rFonts w:ascii="Times New Roman" w:cs="Times New Roman" w:eastAsia="Arial" w:hAnsi="Times New Roman"/>
           <w:color w:val="1C2833"/>
-          <w:sz w:val="17"/>
-          <w:szCs w:val="17"/>
+          <w:sz w:val="22"/>
+          <w:szCs w:val="22"/>
         </w:rPr>
         <w:t xml:space="preserve">MSCI Europe trades at a 38% forward P/E discount to the S&amp;P 500 — near historic extremes. The gap is partly structural (sector composition) and partly cyclical (record positioning extremes). With fiscal regime shift and ECB easing underway, markets price in persistent decline at the moment the macro backdrop is turning.</w:t>
       </w:r>
@@ -77,11 +95,19 @@
         <w:pBdr>
           <w:bottom w:val="single" w:color="2E86AB" w:sz="5" w:space="2"/>
         </w:pBdr>
-        <w:spacing w:before="0" w:after="65"/>
+        <w:spacing w:before="0" w:after="65" w:line="360" w:lineRule="auto"/>
+        <w:jc w:val="both"/>
+        <w:rPr>
+          <w:rFonts w:ascii="Times New Roman" w:hAnsi="Times New Roman" w:cs="Times New Roman"/>
+          <w:sz w:val="22"/>
+          <w:szCs w:val="22"/>
+        </w:rPr>
       </w:pPr>
       <w:r>
         <w:rPr>
-          <w:rFonts w:ascii="Arial" w:cs="Arial" w:eastAsia="Arial" w:hAnsi="Arial"/>
+          <w:rFonts w:ascii="Times New Roman" w:cs="Times New Roman" w:eastAsia="Arial" w:hAnsi="Times New Roman"/>
+          <w:sz w:val="22"/>
+          <w:szCs w:val="22"/>
         </w:rPr>
         <w:t xml:space="preserve"/>
       </w:r>
@@ -123,315 +149,391 @@
           <w:p>
             <w:pPr>
               <w:shd w:fill="2E86AB" w:val="clear"/>
-              <w:spacing w:before="0" w:after="58"/>
+              <w:spacing w:before="0" w:after="58" w:line="360" w:lineRule="auto"/>
               <w:ind w:left="80" w:right="80"/>
-            </w:pPr>
-            <w:r>
-              <w:rPr>
-                <w:rFonts w:ascii="Arial" w:cs="Arial" w:eastAsia="Arial" w:hAnsi="Arial"/>
+              <w:jc w:val="both"/>
+              <w:rPr>
+                <w:rFonts w:ascii="Times New Roman" w:hAnsi="Times New Roman" w:cs="Times New Roman"/>
+                <w:sz w:val="22"/>
+                <w:szCs w:val="22"/>
+              </w:rPr>
+            </w:pPr>
+            <w:r>
+              <w:rPr>
+                <w:rFonts w:ascii="Times New Roman" w:cs="Times New Roman" w:eastAsia="Arial" w:hAnsi="Times New Roman"/>
                 <w:b/>
                 <w:bCs/>
                 <w:color w:val="FFFFFF"/>
-                <w:sz w:val="15"/>
-                <w:szCs w:val="15"/>
+                <w:sz w:val="22"/>
+                <w:szCs w:val="22"/>
               </w:rPr>
               <w:t xml:space="preserve">INVESTMENT THESIS</w:t>
             </w:r>
           </w:p>
           <w:p>
             <w:pPr>
-              <w:spacing w:before="0" w:after="52"/>
+              <w:spacing w:before="0" w:after="52" w:line="360" w:lineRule="auto"/>
               <w:ind w:left="200" w:hanging="200"/>
-            </w:pPr>
-            <w:r>
-              <w:rPr>
-                <w:rFonts w:ascii="Arial" w:cs="Arial" w:eastAsia="Arial" w:hAnsi="Arial"/>
+              <w:jc w:val="both"/>
+              <w:rPr>
+                <w:rFonts w:ascii="Times New Roman" w:hAnsi="Times New Roman" w:cs="Times New Roman"/>
+                <w:sz w:val="22"/>
+                <w:szCs w:val="22"/>
+              </w:rPr>
+            </w:pPr>
+            <w:r>
+              <w:rPr>
+                <w:rFonts w:ascii="Times New Roman" w:cs="Times New Roman" w:eastAsia="Arial" w:hAnsi="Times New Roman"/>
                 <w:b/>
                 <w:bCs/>
                 <w:color w:val="2E86AB"/>
-                <w:sz w:val="17"/>
-                <w:szCs w:val="17"/>
+                <w:sz w:val="22"/>
+                <w:szCs w:val="22"/>
               </w:rPr>
               <w:t xml:space="preserve">–  </w:t>
             </w:r>
             <w:r>
               <w:rPr>
-                <w:rFonts w:ascii="Arial" w:cs="Arial" w:eastAsia="Arial" w:hAnsi="Arial"/>
-                <w:b/>
-                <w:bCs/>
-                <w:color w:val="1C2833"/>
-                <w:sz w:val="17"/>
-                <w:szCs w:val="17"/>
+                <w:rFonts w:ascii="Times New Roman" w:cs="Times New Roman" w:eastAsia="Arial" w:hAnsi="Times New Roman"/>
+                <w:b/>
+                <w:bCs/>
+                <w:color w:val="1C2833"/>
+                <w:sz w:val="22"/>
+                <w:szCs w:val="22"/>
               </w:rPr>
               <w:t xml:space="preserve">Historic valuation extreme: </w:t>
             </w:r>
             <w:r>
               <w:rPr>
-                <w:rFonts w:ascii="Arial" w:cs="Arial" w:eastAsia="Arial" w:hAnsi="Arial"/>
-                <w:color w:val="1C2833"/>
-                <w:sz w:val="17"/>
-                <w:szCs w:val="17"/>
+                <w:rFonts w:ascii="Times New Roman" w:cs="Times New Roman" w:eastAsia="Arial" w:hAnsi="Times New Roman"/>
+                <w:color w:val="1C2833"/>
+                <w:sz w:val="22"/>
+                <w:szCs w:val="22"/>
               </w:rPr>
               <w:t xml:space="preserve">MSCI Europe trades at 13x 2026E earnings vs S&amp;P 500 at 21x — a 38% discount against a 20-year average of ~15%. Europe is priced for structural decline; the asymmetry is significant if the discount mean-reverts even partially.</w:t>
             </w:r>
           </w:p>
           <w:p>
             <w:pPr>
-              <w:spacing w:before="0" w:after="52"/>
+              <w:spacing w:before="0" w:after="52" w:line="360" w:lineRule="auto"/>
               <w:ind w:left="200" w:hanging="200"/>
-            </w:pPr>
-            <w:r>
-              <w:rPr>
-                <w:rFonts w:ascii="Arial" w:cs="Arial" w:eastAsia="Arial" w:hAnsi="Arial"/>
+              <w:jc w:val="both"/>
+              <w:rPr>
+                <w:rFonts w:ascii="Times New Roman" w:hAnsi="Times New Roman" w:cs="Times New Roman"/>
+                <w:sz w:val="22"/>
+                <w:szCs w:val="22"/>
+              </w:rPr>
+            </w:pPr>
+            <w:r>
+              <w:rPr>
+                <w:rFonts w:ascii="Times New Roman" w:cs="Times New Roman" w:eastAsia="Arial" w:hAnsi="Times New Roman"/>
                 <w:b/>
                 <w:bCs/>
                 <w:color w:val="2E86AB"/>
-                <w:sz w:val="17"/>
-                <w:szCs w:val="17"/>
+                <w:sz w:val="22"/>
+                <w:szCs w:val="22"/>
               </w:rPr>
               <w:t xml:space="preserve">–  </w:t>
             </w:r>
             <w:r>
               <w:rPr>
-                <w:rFonts w:ascii="Arial" w:cs="Arial" w:eastAsia="Arial" w:hAnsi="Arial"/>
-                <w:b/>
-                <w:bCs/>
-                <w:color w:val="1C2833"/>
-                <w:sz w:val="17"/>
-                <w:szCs w:val="17"/>
+                <w:rFonts w:ascii="Times New Roman" w:cs="Times New Roman" w:eastAsia="Arial" w:hAnsi="Times New Roman"/>
+                <w:b/>
+                <w:bCs/>
+                <w:color w:val="1C2833"/>
+                <w:sz w:val="22"/>
+                <w:szCs w:val="22"/>
               </w:rPr>
               <w:t xml:space="preserve">Discount is mechanically explained: </w:t>
             </w:r>
             <w:r>
               <w:rPr>
-                <w:rFonts w:ascii="Arial" w:cs="Arial" w:eastAsia="Arial" w:hAnsi="Arial"/>
-                <w:color w:val="1C2833"/>
-                <w:sz w:val="17"/>
-                <w:szCs w:val="17"/>
+                <w:rFonts w:ascii="Times New Roman" w:cs="Times New Roman" w:eastAsia="Arial" w:hAnsi="Times New Roman"/>
+                <w:color w:val="1C2833"/>
+                <w:sz w:val="22"/>
+                <w:szCs w:val="22"/>
               </w:rPr>
               <w:t xml:space="preserve">Approximately 60% of the P/E gap is attributable to index composition: US carries 30% Technology weighting vs Europe’s 8%. Financials (18%) and Industrials (14%) dominate MSCI Europe — lower-multiple sectors by definition. Sector-adjusted, European equities trade closer to a 20% discount.</w:t>
             </w:r>
           </w:p>
           <w:p>
             <w:pPr>
-              <w:spacing w:before="0" w:after="52"/>
+              <w:spacing w:before="0" w:after="52" w:line="360" w:lineRule="auto"/>
               <w:ind w:left="200" w:hanging="200"/>
-            </w:pPr>
-            <w:r>
-              <w:rPr>
-                <w:rFonts w:ascii="Arial" w:cs="Arial" w:eastAsia="Arial" w:hAnsi="Arial"/>
+              <w:jc w:val="both"/>
+              <w:rPr>
+                <w:rFonts w:ascii="Times New Roman" w:hAnsi="Times New Roman" w:cs="Times New Roman"/>
+                <w:sz w:val="22"/>
+                <w:szCs w:val="22"/>
+              </w:rPr>
+            </w:pPr>
+            <w:r>
+              <w:rPr>
+                <w:rFonts w:ascii="Times New Roman" w:cs="Times New Roman" w:eastAsia="Arial" w:hAnsi="Times New Roman"/>
                 <w:b/>
                 <w:bCs/>
                 <w:color w:val="2E86AB"/>
-                <w:sz w:val="17"/>
-                <w:szCs w:val="17"/>
+                <w:sz w:val="22"/>
+                <w:szCs w:val="22"/>
               </w:rPr>
               <w:t xml:space="preserve">–  </w:t>
             </w:r>
             <w:r>
               <w:rPr>
-                <w:rFonts w:ascii="Arial" w:cs="Arial" w:eastAsia="Arial" w:hAnsi="Arial"/>
-                <w:b/>
-                <w:bCs/>
-                <w:color w:val="1C2833"/>
-                <w:sz w:val="17"/>
-                <w:szCs w:val="17"/>
+                <w:rFonts w:ascii="Times New Roman" w:cs="Times New Roman" w:eastAsia="Arial" w:hAnsi="Times New Roman"/>
+                <w:b/>
+                <w:bCs/>
+                <w:color w:val="1C2833"/>
+                <w:sz w:val="22"/>
+                <w:szCs w:val="22"/>
               </w:rPr>
               <w:t xml:space="preserve">Re-rating thesis, not earnings thesis: </w:t>
             </w:r>
             <w:r>
               <w:rPr>
-                <w:rFonts w:ascii="Arial" w:cs="Arial" w:eastAsia="Arial" w:hAnsi="Arial"/>
-                <w:color w:val="1C2833"/>
-                <w:sz w:val="17"/>
-                <w:szCs w:val="17"/>
+                <w:rFonts w:ascii="Times New Roman" w:cs="Times New Roman" w:eastAsia="Arial" w:hAnsi="Times New Roman"/>
+                <w:color w:val="1C2833"/>
+                <w:sz w:val="22"/>
+                <w:szCs w:val="22"/>
               </w:rPr>
               <w:t xml:space="preserve">Europe does not need to outgrow the US. Markets price changes in expectations, not levels. EPS revisions have inflected positively for the first time since 2022. A modest expectation reset from an extreme position drives material multiple expansion — the primary return driver here.</w:t>
             </w:r>
           </w:p>
           <w:p>
             <w:pPr>
-              <w:spacing w:before="0" w:after="55"/>
+              <w:spacing w:before="0" w:after="55" w:line="360" w:lineRule="auto"/>
+              <w:jc w:val="both"/>
+              <w:rPr>
+                <w:rFonts w:ascii="Times New Roman" w:hAnsi="Times New Roman" w:cs="Times New Roman"/>
+                <w:sz w:val="22"/>
+                <w:szCs w:val="22"/>
+              </w:rPr>
             </w:pPr>
           </w:p>
           <w:p>
             <w:pPr>
               <w:shd w:fill="2E86AB" w:val="clear"/>
-              <w:spacing w:before="0" w:after="58"/>
+              <w:spacing w:before="0" w:after="58" w:line="360" w:lineRule="auto"/>
               <w:ind w:left="80" w:right="80"/>
-            </w:pPr>
-            <w:r>
-              <w:rPr>
-                <w:rFonts w:ascii="Arial" w:cs="Arial" w:eastAsia="Arial" w:hAnsi="Arial"/>
+              <w:jc w:val="both"/>
+              <w:rPr>
+                <w:rFonts w:ascii="Times New Roman" w:hAnsi="Times New Roman" w:cs="Times New Roman"/>
+                <w:sz w:val="22"/>
+                <w:szCs w:val="22"/>
+              </w:rPr>
+            </w:pPr>
+            <w:r>
+              <w:rPr>
+                <w:rFonts w:ascii="Times New Roman" w:cs="Times New Roman" w:eastAsia="Arial" w:hAnsi="Times New Roman"/>
                 <w:b/>
                 <w:bCs/>
                 <w:color w:val="FFFFFF"/>
-                <w:sz w:val="15"/>
-                <w:szCs w:val="15"/>
+                <w:sz w:val="22"/>
+                <w:szCs w:val="22"/>
               </w:rPr>
               <w:t xml:space="preserve">MARKET CONTEXT</w:t>
             </w:r>
           </w:p>
           <w:p>
             <w:pPr>
-              <w:spacing w:before="0" w:after="52"/>
-              <w:jc w:val="both"/>
-            </w:pPr>
-            <w:r>
-              <w:rPr>
-                <w:rFonts w:ascii="Arial" w:cs="Arial" w:eastAsia="Arial" w:hAnsi="Arial"/>
-                <w:color w:val="1C2833"/>
-                <w:sz w:val="17"/>
-                <w:szCs w:val="17"/>
+              <w:spacing w:before="0" w:after="52" w:line="360" w:lineRule="auto"/>
+              <w:jc w:val="both"/>
+              <w:rPr>
+                <w:rFonts w:ascii="Times New Roman" w:hAnsi="Times New Roman" w:cs="Times New Roman"/>
+                <w:sz w:val="22"/>
+                <w:szCs w:val="22"/>
+              </w:rPr>
+            </w:pPr>
+            <w:r>
+              <w:rPr>
+                <w:rFonts w:ascii="Times New Roman" w:cs="Times New Roman" w:eastAsia="Arial" w:hAnsi="Times New Roman"/>
+                <w:color w:val="1C2833"/>
+                <w:sz w:val="22"/>
+                <w:szCs w:val="22"/>
               </w:rPr>
               <w:t xml:space="preserve">Capital flows have been self-reinforcing: $450bn+ net flowed into US equity ETFs in 2023–24 vs ~$28bn into European equivalents (BofA Global Research). Performance attracts flows; flows drive performance. This mechanical cycle has stretched positioning to historic extremes, creating the conditions for reversal.</w:t>
             </w:r>
           </w:p>
           <w:p>
             <w:pPr>
-              <w:spacing w:before="0" w:after="0"/>
-              <w:jc w:val="both"/>
-            </w:pPr>
-            <w:r>
-              <w:rPr>
-                <w:rFonts w:ascii="Arial" w:cs="Arial" w:eastAsia="Arial" w:hAnsi="Arial"/>
-                <w:color w:val="1C2833"/>
-                <w:sz w:val="17"/>
-                <w:szCs w:val="17"/>
+              <w:spacing w:before="0" w:after="0" w:line="360" w:lineRule="auto"/>
+              <w:jc w:val="both"/>
+              <w:rPr>
+                <w:rFonts w:ascii="Times New Roman" w:hAnsi="Times New Roman" w:cs="Times New Roman"/>
+                <w:sz w:val="22"/>
+                <w:szCs w:val="22"/>
+              </w:rPr>
+            </w:pPr>
+            <w:r>
+              <w:rPr>
+                <w:rFonts w:ascii="Times New Roman" w:cs="Times New Roman" w:eastAsia="Arial" w:hAnsi="Times New Roman"/>
+                <w:color w:val="1C2833"/>
+                <w:sz w:val="22"/>
+                <w:szCs w:val="22"/>
               </w:rPr>
               <w:t xml:space="preserve">US technology outperformance explains much of the headline discount, but equity duration matters: US tech is long-duration (cash flows priced far out), most sensitive to rate cuts. European cyclicals are short-duration — they benefit more when inflation stabilises and the rate cycle turns. The ECB is 100–150bps ahead of the Fed in cutting.</w:t>
             </w:r>
           </w:p>
           <w:p>
             <w:pPr>
-              <w:spacing w:before="0" w:after="55"/>
+              <w:spacing w:before="0" w:after="55" w:line="360" w:lineRule="auto"/>
+              <w:jc w:val="both"/>
+              <w:rPr>
+                <w:rFonts w:ascii="Times New Roman" w:hAnsi="Times New Roman" w:cs="Times New Roman"/>
+                <w:sz w:val="22"/>
+                <w:szCs w:val="22"/>
+              </w:rPr>
             </w:pPr>
           </w:p>
           <w:p>
             <w:pPr>
               <w:shd w:fill="2E86AB" w:val="clear"/>
-              <w:spacing w:before="0" w:after="58"/>
+              <w:spacing w:before="0" w:after="58" w:line="360" w:lineRule="auto"/>
               <w:ind w:left="80" w:right="80"/>
-            </w:pPr>
-            <w:r>
-              <w:rPr>
-                <w:rFonts w:ascii="Arial" w:cs="Arial" w:eastAsia="Arial" w:hAnsi="Arial"/>
+              <w:jc w:val="both"/>
+              <w:rPr>
+                <w:rFonts w:ascii="Times New Roman" w:hAnsi="Times New Roman" w:cs="Times New Roman"/>
+                <w:sz w:val="22"/>
+                <w:szCs w:val="22"/>
+              </w:rPr>
+            </w:pPr>
+            <w:r>
+              <w:rPr>
+                <w:rFonts w:ascii="Times New Roman" w:cs="Times New Roman" w:eastAsia="Arial" w:hAnsi="Times New Roman"/>
                 <w:b/>
                 <w:bCs/>
                 <w:color w:val="FFFFFF"/>
-                <w:sz w:val="15"/>
-                <w:szCs w:val="15"/>
+                <w:sz w:val="22"/>
+                <w:szCs w:val="22"/>
               </w:rPr>
               <w:t xml:space="preserve">RERATING CATALYSTS</w:t>
             </w:r>
           </w:p>
           <w:p>
             <w:pPr>
-              <w:spacing w:before="0" w:after="52"/>
+              <w:spacing w:before="0" w:after="52" w:line="360" w:lineRule="auto"/>
               <w:ind w:left="200" w:hanging="200"/>
-            </w:pPr>
-            <w:r>
-              <w:rPr>
-                <w:rFonts w:ascii="Arial" w:cs="Arial" w:eastAsia="Arial" w:hAnsi="Arial"/>
+              <w:jc w:val="both"/>
+              <w:rPr>
+                <w:rFonts w:ascii="Times New Roman" w:hAnsi="Times New Roman" w:cs="Times New Roman"/>
+                <w:sz w:val="22"/>
+                <w:szCs w:val="22"/>
+              </w:rPr>
+            </w:pPr>
+            <w:r>
+              <w:rPr>
+                <w:rFonts w:ascii="Times New Roman" w:cs="Times New Roman" w:eastAsia="Arial" w:hAnsi="Times New Roman"/>
                 <w:b/>
                 <w:bCs/>
                 <w:color w:val="2E86AB"/>
-                <w:sz w:val="17"/>
-                <w:szCs w:val="17"/>
+                <w:sz w:val="22"/>
+                <w:szCs w:val="22"/>
               </w:rPr>
               <w:t xml:space="preserve">–  </w:t>
             </w:r>
             <w:r>
               <w:rPr>
-                <w:rFonts w:ascii="Arial" w:cs="Arial" w:eastAsia="Arial" w:hAnsi="Arial"/>
-                <w:b/>
-                <w:bCs/>
-                <w:color w:val="1C2833"/>
-                <w:sz w:val="17"/>
-                <w:szCs w:val="17"/>
+                <w:rFonts w:ascii="Times New Roman" w:cs="Times New Roman" w:eastAsia="Arial" w:hAnsi="Times New Roman"/>
+                <w:b/>
+                <w:bCs/>
+                <w:color w:val="1C2833"/>
+                <w:sz w:val="22"/>
+                <w:szCs w:val="22"/>
               </w:rPr>
               <w:t xml:space="preserve">Fiscal regime break: </w:t>
             </w:r>
             <w:r>
               <w:rPr>
-                <w:rFonts w:ascii="Arial" w:cs="Arial" w:eastAsia="Arial" w:hAnsi="Arial"/>
-                <w:color w:val="1C2833"/>
-                <w:sz w:val="17"/>
-                <w:szCs w:val="17"/>
+                <w:rFonts w:ascii="Times New Roman" w:cs="Times New Roman" w:eastAsia="Arial" w:hAnsi="Times New Roman"/>
+                <w:color w:val="1C2833"/>
+                <w:sz w:val="22"/>
+                <w:szCs w:val="22"/>
               </w:rPr>
               <w:t xml:space="preserve">Germany’s €500bn infrastructure and defence commitment marks a structural end to post-GFC fiscal austerity — directly benefiting Industrials, Construction, and Defence, sectors where MSCI Europe is overweight.</w:t>
             </w:r>
           </w:p>
           <w:p>
             <w:pPr>
-              <w:spacing w:before="0" w:after="52"/>
+              <w:spacing w:before="0" w:after="52" w:line="360" w:lineRule="auto"/>
               <w:ind w:left="200" w:hanging="200"/>
-            </w:pPr>
-            <w:r>
-              <w:rPr>
-                <w:rFonts w:ascii="Arial" w:cs="Arial" w:eastAsia="Arial" w:hAnsi="Arial"/>
+              <w:jc w:val="both"/>
+              <w:rPr>
+                <w:rFonts w:ascii="Times New Roman" w:hAnsi="Times New Roman" w:cs="Times New Roman"/>
+                <w:sz w:val="22"/>
+                <w:szCs w:val="22"/>
+              </w:rPr>
+            </w:pPr>
+            <w:r>
+              <w:rPr>
+                <w:rFonts w:ascii="Times New Roman" w:cs="Times New Roman" w:eastAsia="Arial" w:hAnsi="Times New Roman"/>
                 <w:b/>
                 <w:bCs/>
                 <w:color w:val="2E86AB"/>
-                <w:sz w:val="17"/>
-                <w:szCs w:val="17"/>
+                <w:sz w:val="22"/>
+                <w:szCs w:val="22"/>
               </w:rPr>
               <w:t xml:space="preserve">–  </w:t>
             </w:r>
             <w:r>
               <w:rPr>
-                <w:rFonts w:ascii="Arial" w:cs="Arial" w:eastAsia="Arial" w:hAnsi="Arial"/>
-                <w:b/>
-                <w:bCs/>
-                <w:color w:val="1C2833"/>
-                <w:sz w:val="17"/>
-                <w:szCs w:val="17"/>
+                <w:rFonts w:ascii="Times New Roman" w:cs="Times New Roman" w:eastAsia="Arial" w:hAnsi="Times New Roman"/>
+                <w:b/>
+                <w:bCs/>
+                <w:color w:val="1C2833"/>
+                <w:sz w:val="22"/>
+                <w:szCs w:val="22"/>
               </w:rPr>
               <w:t xml:space="preserve">Positioning reversal: </w:t>
             </w:r>
             <w:r>
               <w:rPr>
-                <w:rFonts w:ascii="Arial" w:cs="Arial" w:eastAsia="Arial" w:hAnsi="Arial"/>
-                <w:color w:val="1C2833"/>
-                <w:sz w:val="17"/>
-                <w:szCs w:val="17"/>
+                <w:rFonts w:ascii="Times New Roman" w:cs="Times New Roman" w:eastAsia="Arial" w:hAnsi="Times New Roman"/>
+                <w:color w:val="1C2833"/>
+                <w:sz w:val="22"/>
+                <w:szCs w:val="22"/>
               </w:rPr>
               <w:t xml:space="preserve">BofA FMS Dec 2025: record global underweight of European equities. Any rebalancing toward historical allocation — even partial — represents a mechanical flow tailwind independent of fundamentals.</w:t>
             </w:r>
           </w:p>
           <w:p>
             <w:pPr>
-              <w:spacing w:before="0" w:after="52"/>
+              <w:spacing w:before="0" w:after="52" w:line="360" w:lineRule="auto"/>
               <w:ind w:left="200" w:hanging="200"/>
-            </w:pPr>
-            <w:r>
-              <w:rPr>
-                <w:rFonts w:ascii="Arial" w:cs="Arial" w:eastAsia="Arial" w:hAnsi="Arial"/>
+              <w:jc w:val="both"/>
+              <w:rPr>
+                <w:rFonts w:ascii="Times New Roman" w:hAnsi="Times New Roman" w:cs="Times New Roman"/>
+                <w:sz w:val="22"/>
+                <w:szCs w:val="22"/>
+              </w:rPr>
+            </w:pPr>
+            <w:r>
+              <w:rPr>
+                <w:rFonts w:ascii="Times New Roman" w:cs="Times New Roman" w:eastAsia="Arial" w:hAnsi="Times New Roman"/>
                 <w:b/>
                 <w:bCs/>
                 <w:color w:val="2E86AB"/>
-                <w:sz w:val="17"/>
-                <w:szCs w:val="17"/>
+                <w:sz w:val="22"/>
+                <w:szCs w:val="22"/>
               </w:rPr>
               <w:t xml:space="preserve">–  </w:t>
             </w:r>
             <w:r>
               <w:rPr>
-                <w:rFonts w:ascii="Arial" w:cs="Arial" w:eastAsia="Arial" w:hAnsi="Arial"/>
-                <w:b/>
-                <w:bCs/>
-                <w:color w:val="1C2833"/>
-                <w:sz w:val="17"/>
-                <w:szCs w:val="17"/>
+                <w:rFonts w:ascii="Times New Roman" w:cs="Times New Roman" w:eastAsia="Arial" w:hAnsi="Times New Roman"/>
+                <w:b/>
+                <w:bCs/>
+                <w:color w:val="1C2833"/>
+                <w:sz w:val="22"/>
+                <w:szCs w:val="22"/>
               </w:rPr>
               <w:t xml:space="preserve">Narrative inflection: </w:t>
             </w:r>
             <w:r>
               <w:rPr>
-                <w:rFonts w:ascii="Arial" w:cs="Arial" w:eastAsia="Arial" w:hAnsi="Arial"/>
-                <w:color w:val="1C2833"/>
-                <w:sz w:val="17"/>
-                <w:szCs w:val="17"/>
+                <w:rFonts w:ascii="Times New Roman" w:cs="Times New Roman" w:eastAsia="Arial" w:hAnsi="Times New Roman"/>
+                <w:color w:val="1C2833"/>
+                <w:sz w:val="22"/>
+                <w:szCs w:val="22"/>
               </w:rPr>
               <w:t xml:space="preserve">As EPS revisions turn positive and fiscal spend becomes visible in earnings, the index narrative shifts from “structural decline” to “cyclical recovery.” Multiple expansion follows narrative, not just earnings.</w:t>
             </w:r>
@@ -457,26 +559,43 @@
           <w:p>
             <w:pPr>
               <w:shd w:fill="2E86AB" w:val="clear"/>
-              <w:spacing w:before="0" w:after="58"/>
+              <w:spacing w:before="0" w:after="58" w:line="360" w:lineRule="auto"/>
               <w:ind w:left="80" w:right="80"/>
-            </w:pPr>
-            <w:r>
-              <w:rPr>
-                <w:rFonts w:ascii="Arial" w:cs="Arial" w:eastAsia="Arial" w:hAnsi="Arial"/>
+              <w:jc w:val="both"/>
+              <w:rPr>
+                <w:rFonts w:ascii="Times New Roman" w:hAnsi="Times New Roman" w:cs="Times New Roman"/>
+                <w:sz w:val="22"/>
+                <w:szCs w:val="22"/>
+              </w:rPr>
+            </w:pPr>
+            <w:r>
+              <w:rPr>
+                <w:rFonts w:ascii="Times New Roman" w:cs="Times New Roman" w:eastAsia="Arial" w:hAnsi="Times New Roman"/>
                 <w:b/>
                 <w:bCs/>
                 <w:color w:val="FFFFFF"/>
-                <w:sz w:val="15"/>
-                <w:szCs w:val="15"/>
+                <w:sz w:val="22"/>
+                <w:szCs w:val="22"/>
               </w:rPr>
               <w:t xml:space="preserve">FORWARD P/E SPREAD — 20-YEAR HISTORY</w:t>
             </w:r>
           </w:p>
           <w:p>
             <w:pPr>
-              <w:spacing w:before="0" w:after="70"/>
-            </w:pPr>
-            <w:r>
+              <w:spacing w:before="0" w:after="70" w:line="360" w:lineRule="auto"/>
+              <w:jc w:val="both"/>
+              <w:rPr>
+                <w:rFonts w:ascii="Times New Roman" w:hAnsi="Times New Roman" w:cs="Times New Roman"/>
+                <w:sz w:val="22"/>
+                <w:szCs w:val="22"/>
+              </w:rPr>
+            </w:pPr>
+            <w:r>
+              <w:rPr>
+                <w:rFonts w:ascii="Times New Roman" w:hAnsi="Times New Roman" w:cs="Times New Roman"/>
+                <w:sz w:val="22"/>
+                <w:szCs w:val="22"/>
+              </w:rPr>
               <w:drawing>
                 <wp:inline distT="0" distB="0" distL="0" distR="0">
                   <wp:extent cx="2743200" cy="1504950"/>
@@ -520,17 +639,23 @@
           <w:p>
             <w:pPr>
               <w:shd w:fill="2E86AB" w:val="clear"/>
-              <w:spacing w:before="0" w:after="58"/>
+              <w:spacing w:before="0" w:after="58" w:line="360" w:lineRule="auto"/>
               <w:ind w:left="80" w:right="80"/>
-            </w:pPr>
-            <w:r>
-              <w:rPr>
-                <w:rFonts w:ascii="Arial" w:cs="Arial" w:eastAsia="Arial" w:hAnsi="Arial"/>
+              <w:jc w:val="both"/>
+              <w:rPr>
+                <w:rFonts w:ascii="Times New Roman" w:hAnsi="Times New Roman" w:cs="Times New Roman"/>
+                <w:sz w:val="22"/>
+                <w:szCs w:val="22"/>
+              </w:rPr>
+            </w:pPr>
+            <w:r>
+              <w:rPr>
+                <w:rFonts w:ascii="Times New Roman" w:cs="Times New Roman" w:eastAsia="Arial" w:hAnsi="Times New Roman"/>
                 <w:b/>
                 <w:bCs/>
                 <w:color w:val="FFFFFF"/>
-                <w:sz w:val="15"/>
-                <w:szCs w:val="15"/>
+                <w:sz w:val="22"/>
+                <w:szCs w:val="22"/>
               </w:rPr>
               <w:t xml:space="preserve">KEY METRICS</w:t>
             </w:r>
@@ -572,16 +697,22 @@
                 </w:tcPr>
                 <w:p>
                   <w:pPr>
-                    <w:jc w:val="center"/>
+                    <w:jc w:val="both"/>
+                    <w:spacing w:line="360" w:lineRule="auto"/>
+                    <w:rPr>
+                      <w:rFonts w:ascii="Times New Roman" w:hAnsi="Times New Roman" w:cs="Times New Roman"/>
+                      <w:sz w:val="22"/>
+                      <w:szCs w:val="22"/>
+                    </w:rPr>
                   </w:pPr>
                   <w:r>
                     <w:rPr>
-                      <w:rFonts w:ascii="Arial" w:cs="Arial" w:eastAsia="Arial" w:hAnsi="Arial"/>
+                      <w:rFonts w:ascii="Times New Roman" w:cs="Times New Roman" w:eastAsia="Arial" w:hAnsi="Times New Roman"/>
                       <w:b/>
                       <w:bCs/>
                       <w:color w:val="2E86AB"/>
-                      <w:sz w:val="20"/>
-                      <w:szCs w:val="20"/>
+                      <w:sz w:val="22"/>
+                      <w:szCs w:val="22"/>
                     </w:rPr>
                     <w:t xml:space="preserve">38%</w:t>
                   </w:r>
@@ -606,12 +737,21 @@
                   <w:vAlign w:val="center"/>
                 </w:tcPr>
                 <w:p>
+                  <w:pPr>
+                    <w:jc w:val="both"/>
+                    <w:spacing w:line="360" w:lineRule="auto"/>
+                    <w:rPr>
+                      <w:rFonts w:ascii="Times New Roman" w:hAnsi="Times New Roman" w:cs="Times New Roman"/>
+                      <w:sz w:val="22"/>
+                      <w:szCs w:val="22"/>
+                    </w:rPr>
+                  </w:pPr>
                   <w:r>
                     <w:rPr>
-                      <w:rFonts w:ascii="Arial" w:cs="Arial" w:eastAsia="Arial" w:hAnsi="Arial"/>
+                      <w:rFonts w:ascii="Times New Roman" w:cs="Times New Roman" w:eastAsia="Arial" w:hAnsi="Times New Roman"/>
                       <w:color w:val="1C2833"/>
-                      <w:sz w:val="15"/>
-                      <w:szCs w:val="15"/>
+                      <w:sz w:val="22"/>
+                      <w:szCs w:val="22"/>
                     </w:rPr>
                     <w:t xml:space="preserve">MSCI Europe discount to S&amp;P 500
 fwd P/E (20yr avg: ~15%)</w:t>
@@ -640,16 +780,22 @@
                 </w:tcPr>
                 <w:p>
                   <w:pPr>
-                    <w:jc w:val="center"/>
+                    <w:jc w:val="both"/>
+                    <w:spacing w:line="360" w:lineRule="auto"/>
+                    <w:rPr>
+                      <w:rFonts w:ascii="Times New Roman" w:hAnsi="Times New Roman" w:cs="Times New Roman"/>
+                      <w:sz w:val="22"/>
+                      <w:szCs w:val="22"/>
+                    </w:rPr>
                   </w:pPr>
                   <w:r>
                     <w:rPr>
-                      <w:rFonts w:ascii="Arial" w:cs="Arial" w:eastAsia="Arial" w:hAnsi="Arial"/>
+                      <w:rFonts w:ascii="Times New Roman" w:cs="Times New Roman" w:eastAsia="Arial" w:hAnsi="Times New Roman"/>
                       <w:b/>
                       <w:bCs/>
                       <w:color w:val="2E86AB"/>
-                      <w:sz w:val="20"/>
-                      <w:szCs w:val="20"/>
+                      <w:sz w:val="22"/>
+                      <w:szCs w:val="22"/>
                     </w:rPr>
                     <w:t xml:space="preserve">€500bn</w:t>
                   </w:r>
@@ -674,12 +820,21 @@
                   <w:vAlign w:val="center"/>
                 </w:tcPr>
                 <w:p>
+                  <w:pPr>
+                    <w:jc w:val="both"/>
+                    <w:spacing w:line="360" w:lineRule="auto"/>
+                    <w:rPr>
+                      <w:rFonts w:ascii="Times New Roman" w:hAnsi="Times New Roman" w:cs="Times New Roman"/>
+                      <w:sz w:val="22"/>
+                      <w:szCs w:val="22"/>
+                    </w:rPr>
+                  </w:pPr>
                   <w:r>
                     <w:rPr>
-                      <w:rFonts w:ascii="Arial" w:cs="Arial" w:eastAsia="Arial" w:hAnsi="Arial"/>
+                      <w:rFonts w:ascii="Times New Roman" w:cs="Times New Roman" w:eastAsia="Arial" w:hAnsi="Times New Roman"/>
                       <w:color w:val="1C2833"/>
-                      <w:sz w:val="15"/>
-                      <w:szCs w:val="15"/>
+                      <w:sz w:val="22"/>
+                      <w:szCs w:val="22"/>
                     </w:rPr>
                     <w:t xml:space="preserve">German fiscal commitment
 (defence + infrastructure, Feb 2026)</w:t>
@@ -708,16 +863,22 @@
                 </w:tcPr>
                 <w:p>
                   <w:pPr>
-                    <w:jc w:val="center"/>
+                    <w:jc w:val="both"/>
+                    <w:spacing w:line="360" w:lineRule="auto"/>
+                    <w:rPr>
+                      <w:rFonts w:ascii="Times New Roman" w:hAnsi="Times New Roman" w:cs="Times New Roman"/>
+                      <w:sz w:val="22"/>
+                      <w:szCs w:val="22"/>
+                    </w:rPr>
                   </w:pPr>
                   <w:r>
                     <w:rPr>
-                      <w:rFonts w:ascii="Arial" w:cs="Arial" w:eastAsia="Arial" w:hAnsi="Arial"/>
+                      <w:rFonts w:ascii="Times New Roman" w:cs="Times New Roman" w:eastAsia="Arial" w:hAnsi="Times New Roman"/>
                       <w:b/>
                       <w:bCs/>
                       <w:color w:val="2E86AB"/>
-                      <w:sz w:val="20"/>
-                      <w:szCs w:val="20"/>
+                      <w:sz w:val="22"/>
+                      <w:szCs w:val="22"/>
                     </w:rPr>
                     <w:t xml:space="preserve">Record</w:t>
                   </w:r>
@@ -742,12 +903,21 @@
                   <w:vAlign w:val="center"/>
                 </w:tcPr>
                 <w:p>
+                  <w:pPr>
+                    <w:jc w:val="both"/>
+                    <w:spacing w:line="360" w:lineRule="auto"/>
+                    <w:rPr>
+                      <w:rFonts w:ascii="Times New Roman" w:hAnsi="Times New Roman" w:cs="Times New Roman"/>
+                      <w:sz w:val="22"/>
+                      <w:szCs w:val="22"/>
+                    </w:rPr>
+                  </w:pPr>
                   <w:r>
                     <w:rPr>
-                      <w:rFonts w:ascii="Arial" w:cs="Arial" w:eastAsia="Arial" w:hAnsi="Arial"/>
+                      <w:rFonts w:ascii="Times New Roman" w:cs="Times New Roman" w:eastAsia="Arial" w:hAnsi="Times New Roman"/>
                       <w:color w:val="1C2833"/>
-                      <w:sz w:val="15"/>
-                      <w:szCs w:val="15"/>
+                      <w:sz w:val="22"/>
+                      <w:szCs w:val="22"/>
                     </w:rPr>
                     <w:t xml:space="preserve">Global fund mgr underweight
 of European equities (BofA FMS)</w:t>
@@ -758,32 +928,55 @@
           </w:tbl>
           <w:p>
             <w:pPr>
-              <w:spacing w:before="0" w:after="70"/>
+              <w:spacing w:before="0" w:after="70" w:line="360" w:lineRule="auto"/>
+              <w:jc w:val="both"/>
+              <w:rPr>
+                <w:rFonts w:ascii="Times New Roman" w:hAnsi="Times New Roman" w:cs="Times New Roman"/>
+                <w:sz w:val="22"/>
+                <w:szCs w:val="22"/>
+              </w:rPr>
             </w:pPr>
           </w:p>
           <w:p>
             <w:pPr>
               <w:shd w:fill="2E86AB" w:val="clear"/>
-              <w:spacing w:before="0" w:after="58"/>
+              <w:spacing w:before="0" w:after="58" w:line="360" w:lineRule="auto"/>
               <w:ind w:left="80" w:right="80"/>
-            </w:pPr>
-            <w:r>
-              <w:rPr>
-                <w:rFonts w:ascii="Arial" w:cs="Arial" w:eastAsia="Arial" w:hAnsi="Arial"/>
+              <w:jc w:val="both"/>
+              <w:rPr>
+                <w:rFonts w:ascii="Times New Roman" w:hAnsi="Times New Roman" w:cs="Times New Roman"/>
+                <w:sz w:val="22"/>
+                <w:szCs w:val="22"/>
+              </w:rPr>
+            </w:pPr>
+            <w:r>
+              <w:rPr>
+                <w:rFonts w:ascii="Times New Roman" w:cs="Times New Roman" w:eastAsia="Arial" w:hAnsi="Times New Roman"/>
                 <w:b/>
                 <w:bCs/>
                 <w:color w:val="FFFFFF"/>
-                <w:sz w:val="15"/>
-                <w:szCs w:val="15"/>
+                <w:sz w:val="22"/>
+                <w:szCs w:val="22"/>
               </w:rPr>
               <w:t xml:space="preserve">SECTOR COMPOSITION — US vs EUROPE</w:t>
             </w:r>
           </w:p>
           <w:p>
             <w:pPr>
-              <w:spacing w:before="0" w:after="0"/>
-            </w:pPr>
-            <w:r>
+              <w:spacing w:before="0" w:after="0" w:line="360" w:lineRule="auto"/>
+              <w:jc w:val="both"/>
+              <w:rPr>
+                <w:rFonts w:ascii="Times New Roman" w:hAnsi="Times New Roman" w:cs="Times New Roman"/>
+                <w:sz w:val="22"/>
+                <w:szCs w:val="22"/>
+              </w:rPr>
+            </w:pPr>
+            <w:r>
+              <w:rPr>
+                <w:rFonts w:ascii="Times New Roman" w:hAnsi="Times New Roman" w:cs="Times New Roman"/>
+                <w:sz w:val="22"/>
+                <w:szCs w:val="22"/>
+              </w:rPr>
               <w:drawing>
                 <wp:inline distT="0" distB="0" distL="0" distR="0">
                   <wp:extent cx="2743200" cy="1485900"/>
@@ -832,11 +1025,19 @@
         <w:pBdr>
           <w:bottom w:val="single" w:color="2E86AB" w:sz="5" w:space="2"/>
         </w:pBdr>
-        <w:spacing w:before="72" w:after="65"/>
+        <w:spacing w:before="72" w:after="65" w:line="360" w:lineRule="auto"/>
+        <w:jc w:val="both"/>
+        <w:rPr>
+          <w:rFonts w:ascii="Times New Roman" w:hAnsi="Times New Roman" w:cs="Times New Roman"/>
+          <w:sz w:val="22"/>
+          <w:szCs w:val="22"/>
+        </w:rPr>
       </w:pPr>
       <w:r>
         <w:rPr>
-          <w:rFonts w:ascii="Arial" w:cs="Arial" w:eastAsia="Arial" w:hAnsi="Arial"/>
+          <w:rFonts w:ascii="Times New Roman" w:cs="Times New Roman" w:eastAsia="Arial" w:hAnsi="Times New Roman"/>
+          <w:sz w:val="22"/>
+          <w:szCs w:val="22"/>
         </w:rPr>
         <w:t xml:space="preserve"/>
       </w:r>
@@ -878,165 +1079,195 @@
           <w:p>
             <w:pPr>
               <w:shd w:fill="7B241C" w:val="clear"/>
-              <w:spacing w:before="0" w:after="58"/>
+              <w:spacing w:before="0" w:after="58" w:line="360" w:lineRule="auto"/>
               <w:ind w:left="80" w:right="80"/>
-            </w:pPr>
-            <w:r>
-              <w:rPr>
-                <w:rFonts w:ascii="Arial" w:cs="Arial" w:eastAsia="Arial" w:hAnsi="Arial"/>
+              <w:jc w:val="both"/>
+              <w:rPr>
+                <w:rFonts w:ascii="Times New Roman" w:hAnsi="Times New Roman" w:cs="Times New Roman"/>
+                <w:sz w:val="22"/>
+                <w:szCs w:val="22"/>
+              </w:rPr>
+            </w:pPr>
+            <w:r>
+              <w:rPr>
+                <w:rFonts w:ascii="Times New Roman" w:cs="Times New Roman" w:eastAsia="Arial" w:hAnsi="Times New Roman"/>
                 <w:b/>
                 <w:bCs/>
                 <w:color w:val="FFFFFF"/>
-                <w:sz w:val="15"/>
-                <w:szCs w:val="15"/>
+                <w:sz w:val="22"/>
+                <w:szCs w:val="22"/>
               </w:rPr>
               <w:t xml:space="preserve">KEY RISKS</w:t>
             </w:r>
           </w:p>
           <w:p>
             <w:pPr>
-              <w:spacing w:before="0" w:after="52"/>
+              <w:spacing w:before="0" w:after="52" w:line="360" w:lineRule="auto"/>
               <w:ind w:left="200" w:hanging="200"/>
-            </w:pPr>
-            <w:r>
-              <w:rPr>
-                <w:rFonts w:ascii="Arial" w:cs="Arial" w:eastAsia="Arial" w:hAnsi="Arial"/>
+              <w:jc w:val="both"/>
+              <w:rPr>
+                <w:rFonts w:ascii="Times New Roman" w:hAnsi="Times New Roman" w:cs="Times New Roman"/>
+                <w:sz w:val="22"/>
+                <w:szCs w:val="22"/>
+              </w:rPr>
+            </w:pPr>
+            <w:r>
+              <w:rPr>
+                <w:rFonts w:ascii="Times New Roman" w:cs="Times New Roman" w:eastAsia="Arial" w:hAnsi="Times New Roman"/>
                 <w:b/>
                 <w:bCs/>
                 <w:color w:val="2E86AB"/>
-                <w:sz w:val="17"/>
-                <w:szCs w:val="17"/>
+                <w:sz w:val="22"/>
+                <w:szCs w:val="22"/>
               </w:rPr>
               <w:t xml:space="preserve">–  </w:t>
             </w:r>
             <w:r>
               <w:rPr>
-                <w:rFonts w:ascii="Arial" w:cs="Arial" w:eastAsia="Arial" w:hAnsi="Arial"/>
-                <w:b/>
-                <w:bCs/>
-                <w:color w:val="1C2833"/>
-                <w:sz w:val="17"/>
-                <w:szCs w:val="17"/>
+                <w:rFonts w:ascii="Times New Roman" w:cs="Times New Roman" w:eastAsia="Arial" w:hAnsi="Times New Roman"/>
+                <w:b/>
+                <w:bCs/>
+                <w:color w:val="1C2833"/>
+                <w:sz w:val="22"/>
+                <w:szCs w:val="22"/>
               </w:rPr>
               <w:t xml:space="preserve">Earnings growth differential: </w:t>
             </w:r>
             <w:r>
               <w:rPr>
-                <w:rFonts w:ascii="Arial" w:cs="Arial" w:eastAsia="Arial" w:hAnsi="Arial"/>
-                <w:color w:val="1C2833"/>
-                <w:sz w:val="17"/>
-                <w:szCs w:val="17"/>
+                <w:rFonts w:ascii="Times New Roman" w:cs="Times New Roman" w:eastAsia="Arial" w:hAnsi="Times New Roman"/>
+                <w:color w:val="1C2833"/>
+                <w:sz w:val="22"/>
+                <w:szCs w:val="22"/>
               </w:rPr>
               <w:t xml:space="preserve">If US technology sustains 15–20% annual EPS growth vs European 4–6%, the valuation gap is fundamentally justified. Re-rating is structurally capped without earnings convergence.</w:t>
             </w:r>
           </w:p>
           <w:p>
             <w:pPr>
-              <w:spacing w:before="0" w:after="52"/>
+              <w:spacing w:before="0" w:after="52" w:line="360" w:lineRule="auto"/>
               <w:ind w:left="200" w:hanging="200"/>
-            </w:pPr>
-            <w:r>
-              <w:rPr>
-                <w:rFonts w:ascii="Arial" w:cs="Arial" w:eastAsia="Arial" w:hAnsi="Arial"/>
+              <w:jc w:val="both"/>
+              <w:rPr>
+                <w:rFonts w:ascii="Times New Roman" w:hAnsi="Times New Roman" w:cs="Times New Roman"/>
+                <w:sz w:val="22"/>
+                <w:szCs w:val="22"/>
+              </w:rPr>
+            </w:pPr>
+            <w:r>
+              <w:rPr>
+                <w:rFonts w:ascii="Times New Roman" w:cs="Times New Roman" w:eastAsia="Arial" w:hAnsi="Times New Roman"/>
                 <w:b/>
                 <w:bCs/>
                 <w:color w:val="2E86AB"/>
-                <w:sz w:val="17"/>
-                <w:szCs w:val="17"/>
+                <w:sz w:val="22"/>
+                <w:szCs w:val="22"/>
               </w:rPr>
               <w:t xml:space="preserve">–  </w:t>
             </w:r>
             <w:r>
               <w:rPr>
-                <w:rFonts w:ascii="Arial" w:cs="Arial" w:eastAsia="Arial" w:hAnsi="Arial"/>
-                <w:b/>
-                <w:bCs/>
-                <w:color w:val="1C2833"/>
-                <w:sz w:val="17"/>
-                <w:szCs w:val="17"/>
+                <w:rFonts w:ascii="Times New Roman" w:cs="Times New Roman" w:eastAsia="Arial" w:hAnsi="Times New Roman"/>
+                <w:b/>
+                <w:bCs/>
+                <w:color w:val="1C2833"/>
+                <w:sz w:val="22"/>
+                <w:szCs w:val="22"/>
               </w:rPr>
               <w:t xml:space="preserve">Trade war / tariff exposure: </w:t>
             </w:r>
             <w:r>
               <w:rPr>
-                <w:rFonts w:ascii="Arial" w:cs="Arial" w:eastAsia="Arial" w:hAnsi="Arial"/>
-                <w:color w:val="1C2833"/>
-                <w:sz w:val="17"/>
-                <w:szCs w:val="17"/>
+                <w:rFonts w:ascii="Times New Roman" w:cs="Times New Roman" w:eastAsia="Arial" w:hAnsi="Times New Roman"/>
+                <w:color w:val="1C2833"/>
+                <w:sz w:val="22"/>
+                <w:szCs w:val="22"/>
               </w:rPr>
               <w:t xml:space="preserve">US tariffs on European autos and industrials introduce direct earnings downside. Germany’s auto sector faces structural demand pressure from Chinese EV competition independently of tariffs.</w:t>
             </w:r>
           </w:p>
           <w:p>
             <w:pPr>
-              <w:spacing w:before="0" w:after="52"/>
+              <w:spacing w:before="0" w:after="52" w:line="360" w:lineRule="auto"/>
               <w:ind w:left="200" w:hanging="200"/>
-            </w:pPr>
-            <w:r>
-              <w:rPr>
-                <w:rFonts w:ascii="Arial" w:cs="Arial" w:eastAsia="Arial" w:hAnsi="Arial"/>
+              <w:jc w:val="both"/>
+              <w:rPr>
+                <w:rFonts w:ascii="Times New Roman" w:hAnsi="Times New Roman" w:cs="Times New Roman"/>
+                <w:sz w:val="22"/>
+                <w:szCs w:val="22"/>
+              </w:rPr>
+            </w:pPr>
+            <w:r>
+              <w:rPr>
+                <w:rFonts w:ascii="Times New Roman" w:cs="Times New Roman" w:eastAsia="Arial" w:hAnsi="Times New Roman"/>
                 <w:b/>
                 <w:bCs/>
                 <w:color w:val="2E86AB"/>
-                <w:sz w:val="17"/>
-                <w:szCs w:val="17"/>
+                <w:sz w:val="22"/>
+                <w:szCs w:val="22"/>
               </w:rPr>
               <w:t xml:space="preserve">–  </w:t>
             </w:r>
             <w:r>
               <w:rPr>
-                <w:rFonts w:ascii="Arial" w:cs="Arial" w:eastAsia="Arial" w:hAnsi="Arial"/>
-                <w:b/>
-                <w:bCs/>
-                <w:color w:val="1C2833"/>
-                <w:sz w:val="17"/>
-                <w:szCs w:val="17"/>
+                <w:rFonts w:ascii="Times New Roman" w:cs="Times New Roman" w:eastAsia="Arial" w:hAnsi="Times New Roman"/>
+                <w:b/>
+                <w:bCs/>
+                <w:color w:val="1C2833"/>
+                <w:sz w:val="22"/>
+                <w:szCs w:val="22"/>
               </w:rPr>
               <w:t xml:space="preserve">EUR/USD headwind: </w:t>
             </w:r>
             <w:r>
               <w:rPr>
-                <w:rFonts w:ascii="Arial" w:cs="Arial" w:eastAsia="Arial" w:hAnsi="Arial"/>
-                <w:color w:val="1C2833"/>
-                <w:sz w:val="17"/>
-                <w:szCs w:val="17"/>
+                <w:rFonts w:ascii="Times New Roman" w:cs="Times New Roman" w:eastAsia="Arial" w:hAnsi="Times New Roman"/>
+                <w:color w:val="1C2833"/>
+                <w:sz w:val="22"/>
+                <w:szCs w:val="22"/>
               </w:rPr>
               <w:t xml:space="preserve">European returns for global investors are FX-dependent. A stronger dollar — sustained by US rate differentials — reduces USD returns from European allocations and dampens reallocation incentives.</w:t>
             </w:r>
           </w:p>
           <w:p>
             <w:pPr>
-              <w:spacing w:before="0" w:after="52"/>
+              <w:spacing w:before="0" w:after="52" w:line="360" w:lineRule="auto"/>
               <w:ind w:left="200" w:hanging="200"/>
-            </w:pPr>
-            <w:r>
-              <w:rPr>
-                <w:rFonts w:ascii="Arial" w:cs="Arial" w:eastAsia="Arial" w:hAnsi="Arial"/>
+              <w:jc w:val="both"/>
+              <w:rPr>
+                <w:rFonts w:ascii="Times New Roman" w:hAnsi="Times New Roman" w:cs="Times New Roman"/>
+                <w:sz w:val="22"/>
+                <w:szCs w:val="22"/>
+              </w:rPr>
+            </w:pPr>
+            <w:r>
+              <w:rPr>
+                <w:rFonts w:ascii="Times New Roman" w:cs="Times New Roman" w:eastAsia="Arial" w:hAnsi="Times New Roman"/>
                 <w:b/>
                 <w:bCs/>
                 <w:color w:val="2E86AB"/>
-                <w:sz w:val="17"/>
-                <w:szCs w:val="17"/>
+                <w:sz w:val="22"/>
+                <w:szCs w:val="22"/>
               </w:rPr>
               <w:t xml:space="preserve">–  </w:t>
             </w:r>
             <w:r>
               <w:rPr>
-                <w:rFonts w:ascii="Arial" w:cs="Arial" w:eastAsia="Arial" w:hAnsi="Arial"/>
-                <w:b/>
-                <w:bCs/>
-                <w:color w:val="1C2833"/>
-                <w:sz w:val="17"/>
-                <w:szCs w:val="17"/>
+                <w:rFonts w:ascii="Times New Roman" w:cs="Times New Roman" w:eastAsia="Arial" w:hAnsi="Times New Roman"/>
+                <w:b/>
+                <w:bCs/>
+                <w:color w:val="1C2833"/>
+                <w:sz w:val="22"/>
+                <w:szCs w:val="22"/>
               </w:rPr>
               <w:t xml:space="preserve">Political execution risk: </w:t>
             </w:r>
             <w:r>
               <w:rPr>
-                <w:rFonts w:ascii="Arial" w:cs="Arial" w:eastAsia="Arial" w:hAnsi="Arial"/>
-                <w:color w:val="1C2833"/>
-                <w:sz w:val="17"/>
-                <w:szCs w:val="17"/>
+                <w:rFonts w:ascii="Times New Roman" w:cs="Times New Roman" w:eastAsia="Arial" w:hAnsi="Times New Roman"/>
+                <w:color w:val="1C2833"/>
+                <w:sz w:val="22"/>
+                <w:szCs w:val="22"/>
               </w:rPr>
               <w:t xml:space="preserve">€500bn German package requires coalition durability. French fiscal fragmentation and Italian debt remain systemic tail risks threatening the expansion thesis.</w:t>
             </w:r>
@@ -1062,100 +1293,129 @@
           <w:p>
             <w:pPr>
               <w:shd w:fill="1E8449" w:val="clear"/>
-              <w:spacing w:before="0" w:after="58"/>
+              <w:spacing w:before="0" w:after="58" w:line="360" w:lineRule="auto"/>
               <w:ind w:left="80" w:right="80"/>
-            </w:pPr>
-            <w:r>
-              <w:rPr>
-                <w:rFonts w:ascii="Arial" w:cs="Arial" w:eastAsia="Arial" w:hAnsi="Arial"/>
+              <w:jc w:val="both"/>
+              <w:rPr>
+                <w:rFonts w:ascii="Times New Roman" w:hAnsi="Times New Roman" w:cs="Times New Roman"/>
+                <w:sz w:val="22"/>
+                <w:szCs w:val="22"/>
+              </w:rPr>
+            </w:pPr>
+            <w:r>
+              <w:rPr>
+                <w:rFonts w:ascii="Times New Roman" w:cs="Times New Roman" w:eastAsia="Arial" w:hAnsi="Times New Roman"/>
                 <w:b/>
                 <w:bCs/>
                 <w:color w:val="FFFFFF"/>
-                <w:sz w:val="15"/>
-                <w:szCs w:val="15"/>
+                <w:sz w:val="22"/>
+                <w:szCs w:val="22"/>
               </w:rPr>
               <w:t xml:space="preserve">CONCLUSION</w:t>
             </w:r>
           </w:p>
           <w:p>
             <w:pPr>
-              <w:spacing w:before="0" w:after="52"/>
-            </w:pPr>
-            <w:r>
-              <w:rPr>
-                <w:rFonts w:ascii="Arial" w:cs="Arial" w:eastAsia="Arial" w:hAnsi="Arial"/>
+              <w:spacing w:before="0" w:after="52" w:line="360" w:lineRule="auto"/>
+              <w:jc w:val="both"/>
+              <w:rPr>
+                <w:rFonts w:ascii="Times New Roman" w:hAnsi="Times New Roman" w:cs="Times New Roman"/>
+                <w:sz w:val="22"/>
+                <w:szCs w:val="22"/>
+              </w:rPr>
+            </w:pPr>
+            <w:r>
+              <w:rPr>
+                <w:rFonts w:ascii="Times New Roman" w:cs="Times New Roman" w:eastAsia="Arial" w:hAnsi="Times New Roman"/>
                 <w:b/>
                 <w:bCs/>
                 <w:color w:val="1E8449"/>
-                <w:sz w:val="17"/>
-                <w:szCs w:val="17"/>
+                <w:sz w:val="22"/>
+                <w:szCs w:val="22"/>
               </w:rPr>
               <w:t xml:space="preserve">Europe is not a value trap — it is priced like one</w:t>
             </w:r>
           </w:p>
           <w:p>
             <w:pPr>
-              <w:spacing w:before="0" w:after="52"/>
-              <w:jc w:val="both"/>
-            </w:pPr>
-            <w:r>
-              <w:rPr>
-                <w:rFonts w:ascii="Arial" w:cs="Arial" w:eastAsia="Arial" w:hAnsi="Arial"/>
-                <w:color w:val="1C2833"/>
-                <w:sz w:val="17"/>
-                <w:szCs w:val="17"/>
+              <w:spacing w:before="0" w:after="52" w:line="360" w:lineRule="auto"/>
+              <w:jc w:val="both"/>
+              <w:rPr>
+                <w:rFonts w:ascii="Times New Roman" w:hAnsi="Times New Roman" w:cs="Times New Roman"/>
+                <w:sz w:val="22"/>
+                <w:szCs w:val="22"/>
+              </w:rPr>
+            </w:pPr>
+            <w:r>
+              <w:rPr>
+                <w:rFonts w:ascii="Times New Roman" w:cs="Times New Roman" w:eastAsia="Arial" w:hAnsi="Times New Roman"/>
+                <w:color w:val="1C2833"/>
+                <w:sz w:val="22"/>
+                <w:szCs w:val="22"/>
               </w:rPr>
               <w:t xml:space="preserve">The bull case does not require European economic outperformance. It requires only that expectations stabilise from deeply depressed levels. A reversion to the 20-year average P/E spread (15% vs current 38%) — with no earnings growth — implies MSCI Europe re-rating from 13x to ~17x: approximately 30% upside from multiple expansion alone.</w:t>
             </w:r>
           </w:p>
           <w:p>
             <w:pPr>
-              <w:spacing w:before="0" w:after="52"/>
-            </w:pPr>
-            <w:r>
-              <w:rPr>
-                <w:rFonts w:ascii="Arial" w:cs="Arial" w:eastAsia="Arial" w:hAnsi="Arial"/>
-                <w:b/>
-                <w:bCs/>
-                <w:color w:val="1C2833"/>
-                <w:sz w:val="17"/>
-                <w:szCs w:val="17"/>
+              <w:spacing w:before="0" w:after="52" w:line="360" w:lineRule="auto"/>
+              <w:jc w:val="both"/>
+              <w:rPr>
+                <w:rFonts w:ascii="Times New Roman" w:hAnsi="Times New Roman" w:cs="Times New Roman"/>
+                <w:sz w:val="22"/>
+                <w:szCs w:val="22"/>
+              </w:rPr>
+            </w:pPr>
+            <w:r>
+              <w:rPr>
+                <w:rFonts w:ascii="Times New Roman" w:cs="Times New Roman" w:eastAsia="Arial" w:hAnsi="Times New Roman"/>
+                <w:b/>
+                <w:bCs/>
+                <w:color w:val="1C2833"/>
+                <w:sz w:val="22"/>
+                <w:szCs w:val="22"/>
               </w:rPr>
               <w:t xml:space="preserve">Watch: </w:t>
             </w:r>
             <w:r>
               <w:rPr>
-                <w:rFonts w:ascii="Arial" w:cs="Arial" w:eastAsia="Arial" w:hAnsi="Arial"/>
-                <w:color w:val="1C2833"/>
-                <w:sz w:val="17"/>
-                <w:szCs w:val="17"/>
+                <w:rFonts w:ascii="Times New Roman" w:cs="Times New Roman" w:eastAsia="Arial" w:hAnsi="Times New Roman"/>
+                <w:color w:val="1C2833"/>
+                <w:sz w:val="22"/>
+                <w:szCs w:val="22"/>
               </w:rPr>
               <w:t xml:space="preserve">ECB rate path, German fiscal execution, BofA FMS European allocation. Exit: EPS revisions negative, or EUR/USD below 1.00 on sustained trade escalation.</w:t>
             </w:r>
           </w:p>
           <w:p>
             <w:pPr>
-              <w:spacing w:before="40" w:after="0"/>
-            </w:pPr>
-            <w:r>
-              <w:rPr>
-                <w:rFonts w:ascii="Arial" w:cs="Arial" w:eastAsia="Arial" w:hAnsi="Arial"/>
-                <w:b/>
-                <w:bCs/>
-                <w:color w:val="1C2833"/>
-                <w:sz w:val="17"/>
-                <w:szCs w:val="17"/>
+              <w:spacing w:before="40" w:after="0" w:line="360" w:lineRule="auto"/>
+              <w:jc w:val="both"/>
+              <w:rPr>
+                <w:rFonts w:ascii="Times New Roman" w:hAnsi="Times New Roman" w:cs="Times New Roman"/>
+                <w:sz w:val="22"/>
+                <w:szCs w:val="22"/>
+              </w:rPr>
+            </w:pPr>
+            <w:r>
+              <w:rPr>
+                <w:rFonts w:ascii="Times New Roman" w:cs="Times New Roman" w:eastAsia="Arial" w:hAnsi="Times New Roman"/>
+                <w:b/>
+                <w:bCs/>
+                <w:color w:val="1C2833"/>
+                <w:sz w:val="22"/>
+                <w:szCs w:val="22"/>
               </w:rPr>
               <w:t xml:space="preserve">Key names: </w:t>
             </w:r>
             <w:r>
               <w:rPr>
-                <w:rFonts w:ascii="Arial" w:cs="Arial" w:eastAsia="Arial" w:hAnsi="Arial"/>
+                <w:rFonts w:ascii="Times New Roman" w:cs="Times New Roman" w:eastAsia="Arial" w:hAnsi="Times New Roman"/>
                 <w:b/>
                 <w:bCs/>
                 <w:color w:val="2E86AB"/>
-                <w:sz w:val="17"/>
-                <w:szCs w:val="17"/>
+                <w:sz w:val="22"/>
+                <w:szCs w:val="22"/>
               </w:rPr>
               <w:t xml:space="preserve">EZU · ASML · SIE · AIR · DBK</w:t>
             </w:r>
@@ -1357,10 +1617,10 @@
   <w:docDefaults>
     <w:rPrDefault>
       <w:rPr>
-        <w:rFonts w:ascii="Arial" w:cs="Arial" w:eastAsia="Arial" w:hAnsi="Arial"/>
+        <w:rFonts w:ascii="Times New Roman" w:cs="Times New Roman" w:eastAsia="Arial" w:hAnsi="Times New Roman"/>
         <w:color w:val="1C2833"/>
-        <w:sz w:val="18"/>
-        <w:szCs w:val="18"/>
+        <w:sz w:val="22"/>
+        <w:szCs w:val="22"/>
       </w:rPr>
     </w:rPrDefault>
     <w:pPrDefault/>
